--- a/assets/P_Bhuvanesh_Robotics_Engineer_RnD_2Page.docx
+++ b/assets/P_Bhuvanesh_Robotics_Engineer_RnD_2Page.docx
@@ -10,7 +10,7 @@
         <w:br/>
         <w:t>Phone: +91 75300 47857 | Email: bhuvaneshash@gmail.com</w:t>
         <w:br/>
-        <w:t>Location: Thiruvallur, Tamil Nadu, India | Portfolio: https://evolve-robot-lab-1.github.io/bhuvanesh-dashboard/</w:t>
+        <w:t>Location: Thiruvallur, Tamil Nadu, India | Portfolio: https://bhuvaneshash.github.io/bhuvanesh-dashboard/</w:t>
       </w:r>
     </w:p>
     <w:p>
